--- a/testakten/insolvenzanfechtung-kiezflitzer-gesellschafterdarlehen-berlin/12_beschluss_vorlaeufige_verwaltung_2025-11-17.docx
+++ b/testakten/insolvenzanfechtung-kiezflitzer-gesellschafterdarlehen-berlin/12_beschluss_vorlaeufige_verwaltung_2025-11-17.docx
@@ -5,16 +5,20 @@
     <w:p>
       <w:pPr>
         <w:pStyle w:val="Heading1"/>
+        <w:spacing w:after="160" w:line="259" w:lineRule="auto"/>
       </w:pPr>
       <w:r>
         <w:rPr>
           <w:rFonts w:ascii="Times New Roman" w:hAnsi="Times New Roman"/>
+          <w:b/>
+          <w:sz w:val="28"/>
         </w:rPr>
         <w:t>Amtsgericht Charlottenburg — Beschluss vom 17.11.2025 — 36c IN 2291/25</w:t>
       </w:r>
     </w:p>
     <w:p>
       <w:pPr>
+        <w:spacing w:line="259" w:lineRule="auto" w:after="60"/>
         <w:jc w:val="left"/>
       </w:pPr>
       <w:r>
@@ -33,6 +37,7 @@
     <w:p>
       <w:pPr>
         <w:pStyle w:val="ListNumber"/>
+        <w:spacing w:line="259" w:lineRule="auto" w:after="60"/>
       </w:pPr>
       <w:r>
         <w:t xml:space="preserve">Zur vorläufigen Insolvenzverwalterin wird </w:t>
@@ -50,6 +55,7 @@
     <w:p>
       <w:pPr>
         <w:pStyle w:val="ListNumber"/>
+        <w:spacing w:line="259" w:lineRule="auto" w:after="60"/>
       </w:pPr>
       <w:r>
         <w:t>Verfügungen der Schuldnerin über Gegenstände ihres Vermögens sind nur noch mit Zustimmung der vorläufigen Insolvenzverwalterin wirksam (§ 21 Abs. 2 Satz 1 Nr. 2 Alt. 2 InsO).</w:t>
@@ -58,6 +64,7 @@
     <w:p>
       <w:pPr>
         <w:pStyle w:val="ListNumber"/>
+        <w:spacing w:line="259" w:lineRule="auto" w:after="60"/>
       </w:pPr>
       <w:r>
         <w:t>Maßnahmen der Zwangsvollstreckung gegen die Schuldnerin werden untersagt, soweit nicht unbewegliche Gegenstände betroffen sind; laufende Maßnahmen werden einstweilen eingestellt (§ 21 Abs. 2 Satz 1 Nr. 3 InsO).</w:t>
@@ -66,6 +73,7 @@
     <w:p>
       <w:pPr>
         <w:pStyle w:val="ListNumber"/>
+        <w:spacing w:line="259" w:lineRule="auto" w:after="60"/>
       </w:pPr>
       <w:r>
         <w:t>Die vorläufige Insolvenzverwalterin wird zugleich als Sachverständige beauftragt zu prüfen, ob ein Eröffnungsgrund vorliegt, welche Aussichten für eine Fortführung des Unternehmens bestehen und ob die Kosten des Verfahrens voraussichtlich gedeckt sind (§ 22 Abs. 1 Satz 2 Nr. 3 InsO entsprechend).</w:t>
@@ -73,6 +81,7 @@
     </w:p>
     <w:p>
       <w:pPr>
+        <w:spacing w:line="259" w:lineRule="auto" w:after="60"/>
         <w:jc w:val="left"/>
       </w:pPr>
       <w:r>
@@ -87,23 +96,72 @@
     </w:p>
     <w:p>
       <w:pPr>
+        <w:spacing w:before="120" w:after="60" w:line="259" w:lineRule="auto"/>
         <w:jc w:val="left"/>
       </w:pPr>
       <w:r>
         <w:rPr>
+          <w:rFonts w:ascii="Times New Roman" w:hAnsi="Times New Roman"/>
+          <w:b/>
           <w:i/>
+          <w:sz w:val="22"/>
         </w:rPr>
         <w:t>(gez.) Riewoldt, Richter am Amtsgericht</w:t>
       </w:r>
     </w:p>
     <w:sectPr>
+      <w:headerReference w:type="default" r:id="rId9"/>
+      <w:footerReference w:type="default" r:id="rId10"/>
       <w:pgSz w:w="11906" w:h="16838"/>
-      <w:pgMar w:top="1417" w:right="1417" w:bottom="1417" w:left="1417" w:header="720" w:footer="720" w:gutter="0"/>
+      <w:pgMar w:top="1191" w:right="1247" w:bottom="1134" w:left="1361" w:header="720" w:footer="720" w:gutter="0"/>
       <w:cols w:space="720"/>
       <w:docGrid w:linePitch="360"/>
     </w:sectPr>
   </w:body>
 </w:document>
+</file>
+
+<file path=word/footer1.xml><?xml version="1.0" encoding="utf-8"?>
+<w:ftr xmlns:m="http://schemas.openxmlformats.org/officeDocument/2006/math" xmlns:mc="http://schemas.openxmlformats.org/markup-compatibility/2006" xmlns:mo="http://schemas.microsoft.com/office/mac/office/2008/main" xmlns:mv="urn:schemas-microsoft-com:mac:vml" xmlns:o="urn:schemas-microsoft-com:office:office" xmlns:r="http://schemas.openxmlformats.org/officeDocument/2006/relationships" xmlns:v="urn:schemas-microsoft-com:vml" xmlns:w10="urn:schemas-microsoft-com:office:word" xmlns:w14="http://schemas.microsoft.com/office/word/2010/wordml" xmlns:w="http://schemas.openxmlformats.org/wordprocessingml/2006/main" xmlns:wne="http://schemas.microsoft.com/office/word/2006/wordml" xmlns:wp14="http://schemas.microsoft.com/office/word/2010/wordprocessingDrawing" xmlns:wp="http://schemas.openxmlformats.org/drawingml/2006/wordprocessingDrawing" xmlns:wpc="http://schemas.microsoft.com/office/word/2010/wordprocessingCanvas" xmlns:wpg="http://schemas.microsoft.com/office/word/2010/wordprocessingGroup" xmlns:wpi="http://schemas.microsoft.com/office/word/2010/wordprocessingInk" xmlns:wps="http://schemas.microsoft.com/office/word/2010/wordprocessingShape" mc:Ignorable="w14 wp14">
+  <w:p>
+    <w:pPr>
+      <w:pStyle w:val="Footer"/>
+      <w:jc w:val="left"/>
+    </w:pPr>
+    <w:r/>
+    <w:r>
+      <w:rPr>
+        <w:rFonts w:ascii="Times New Roman" w:hAnsi="Times New Roman"/>
+        <w:b w:val="0"/>
+        <w:color w:val="777777"/>
+        <w:sz w:val="17"/>
+      </w:rPr>
+      <w:t>Vertraulich | Bearbeitungsstand Juli 2026 | nur zur Aktenbearbeitung</w:t>
+    </w:r>
+  </w:p>
+</w:ftr>
+</file>
+
+<file path=word/header1.xml><?xml version="1.0" encoding="utf-8"?>
+<w:hdr xmlns:m="http://schemas.openxmlformats.org/officeDocument/2006/math" xmlns:mc="http://schemas.openxmlformats.org/markup-compatibility/2006" xmlns:mo="http://schemas.microsoft.com/office/mac/office/2008/main" xmlns:mv="urn:schemas-microsoft-com:mac:vml" xmlns:o="urn:schemas-microsoft-com:office:office" xmlns:r="http://schemas.openxmlformats.org/officeDocument/2006/relationships" xmlns:v="urn:schemas-microsoft-com:vml" xmlns:w10="urn:schemas-microsoft-com:office:word" xmlns:w14="http://schemas.microsoft.com/office/word/2010/wordml" xmlns:w="http://schemas.openxmlformats.org/wordprocessingml/2006/main" xmlns:wne="http://schemas.microsoft.com/office/word/2006/wordml" xmlns:wp14="http://schemas.microsoft.com/office/word/2010/wordprocessingDrawing" xmlns:wp="http://schemas.openxmlformats.org/drawingml/2006/wordprocessingDrawing" xmlns:wpc="http://schemas.microsoft.com/office/word/2010/wordprocessingCanvas" xmlns:wpg="http://schemas.microsoft.com/office/word/2010/wordprocessingGroup" xmlns:wpi="http://schemas.microsoft.com/office/word/2010/wordprocessingInk" xmlns:wps="http://schemas.microsoft.com/office/word/2010/wordprocessingShape" mc:Ignorable="w14 wp14">
+  <w:p>
+    <w:pPr>
+      <w:pStyle w:val="Header"/>
+      <w:jc w:val="left"/>
+    </w:pPr>
+    <w:r/>
+    <w:r>
+      <w:rPr>
+        <w:rFonts w:ascii="Times New Roman" w:hAnsi="Times New Roman"/>
+        <w:b w:val="0"/>
+        <w:i w:val="0"/>
+        <w:color w:val="666666"/>
+        <w:sz w:val="17"/>
+      </w:rPr>
+      <w:t>Lindenhof und Partner mbB | Insolvenz- und Restrukturierungsakte | Bearbeitungsstand Juli 2026</w:t>
+    </w:r>
+  </w:p>
+</w:hdr>
 </file>
 
 <file path=word/numbering.xml><?xml version="1.0" encoding="utf-8"?>
@@ -820,11 +878,12 @@
       <w:contextualSpacing/>
     </w:pPr>
     <w:rPr>
-      <w:rFonts w:asciiTheme="majorHAnsi" w:eastAsiaTheme="majorEastAsia" w:hAnsiTheme="majorHAnsi" w:cstheme="majorBidi"/>
+      <w:rFonts w:asciiTheme="majorHAnsi" w:eastAsiaTheme="majorEastAsia" w:hAnsiTheme="majorHAnsi" w:cstheme="majorBidi" w:ascii="Times New Roman" w:hAnsi="Times New Roman"/>
+      <w:b/>
       <w:color w:val="17365D" w:themeColor="text2" w:themeShade="BF"/>
       <w:spacing w:val="5"/>
       <w:kern w:val="28"/>
-      <w:sz w:val="52"/>
+      <w:sz w:val="30"/>
       <w:szCs w:val="52"/>
     </w:rPr>
   </w:style>
